--- a/static/files/3-GOZZANO il mondo di Felicita.docx
+++ b/static/files/3-GOZZANO il mondo di Felicita.docx
@@ -1342,7 +1342,21 @@
           <w:i/>
           <w:iCs/>
         </w:rPr>
-        <w:t>movimento operario</w:t>
+        <w:t>movimento opera</w:t>
+      </w:r>
+      <w:r>
+        <w:rPr>
+          <w:i/>
+          <w:iCs/>
+        </w:rPr>
+        <w:t>i</w:t>
+      </w:r>
+      <w:r>
+        <w:rPr>
+          <w:i/>
+          <w:iCs/>
+        </w:rPr>
+        <w:t>o</w:t>
       </w:r>
       <w:r>
         <w:t xml:space="preserve">, che proprio in quegli anni diventa un </w:t>
@@ -2811,7 +2825,10 @@
   <w:rsids>
     <w:rsidRoot w:val="000D331B"/>
     <w:rsid w:val="000D331B"/>
+    <w:rsid w:val="002D5E88"/>
+    <w:rsid w:val="004B32A2"/>
     <w:rsid w:val="0052646A"/>
+    <w:rsid w:val="00602B9A"/>
     <w:rsid w:val="00745430"/>
   </w:rsids>
   <m:mathPr>
